--- a/Guía para intancia de macros.docx
+++ b/Guía para intancia de macros.docx
@@ -703,13 +703,8 @@
         </w:numPr>
         <w:jc w:val="both"/>
       </w:pPr>
-      <w:proofErr w:type="gramStart"/>
-      <w:r>
-        <w:t>.spec</w:t>
-      </w:r>
-      <w:proofErr w:type="gramEnd"/>
-      <w:r>
-        <w:t xml:space="preserve"> </w:t>
+      <w:r>
+        <w:t xml:space="preserve">.spec </w:t>
       </w:r>
       <w:r>
         <w:t xml:space="preserve"> y </w:t>
@@ -809,7 +804,6 @@
         <w:t>Extracto de archivo de configuración “</w:t>
       </w:r>
       <w:proofErr w:type="spellStart"/>
-      <w:proofErr w:type="gramStart"/>
       <w:r>
         <w:rPr>
           <w:sz w:val="20"/>
@@ -818,7 +812,6 @@
         <w:t>config.json</w:t>
       </w:r>
       <w:proofErr w:type="spellEnd"/>
-      <w:proofErr w:type="gramEnd"/>
       <w:r>
         <w:rPr>
           <w:sz w:val="20"/>
@@ -941,23 +934,7 @@
           <w:sz w:val="20"/>
           <w:szCs w:val="20"/>
         </w:rPr>
-        <w:t xml:space="preserve">Figura 3: extracto del </w:t>
-      </w:r>
-      <w:proofErr w:type="gramStart"/>
-      <w:r>
-        <w:rPr>
-          <w:sz w:val="20"/>
-          <w:szCs w:val="20"/>
-        </w:rPr>
-        <w:t>archivo .lef</w:t>
-      </w:r>
-      <w:proofErr w:type="gramEnd"/>
-      <w:r>
-        <w:rPr>
-          <w:sz w:val="20"/>
-          <w:szCs w:val="20"/>
-        </w:rPr>
-        <w:t xml:space="preserve"> en donde se observa</w:t>
+        <w:t>Figura 3: extracto del archivo .lef en donde se observa</w:t>
       </w:r>
       <w:r>
         <w:rPr>
@@ -1694,12 +1671,10 @@
         <w:t>“</w:t>
       </w:r>
       <w:proofErr w:type="spellStart"/>
-      <w:proofErr w:type="gramStart"/>
       <w:r>
         <w:t>config.json</w:t>
       </w:r>
       <w:proofErr w:type="spellEnd"/>
-      <w:proofErr w:type="gramEnd"/>
       <w:r>
         <w:t>”</w:t>
       </w:r>
@@ -1790,12 +1765,10 @@
         <w:t xml:space="preserve"> La figura 8 muestra el “</w:t>
       </w:r>
       <w:proofErr w:type="spellStart"/>
-      <w:proofErr w:type="gramStart"/>
       <w:r>
         <w:t>config.json</w:t>
       </w:r>
       <w:proofErr w:type="spellEnd"/>
-      <w:proofErr w:type="gramEnd"/>
       <w:r>
         <w:t>” para completar dicho proceso.</w:t>
       </w:r>
@@ -1876,7 +1849,6 @@
         <w:t>: extracto del archivo “</w:t>
       </w:r>
       <w:proofErr w:type="spellStart"/>
-      <w:proofErr w:type="gramStart"/>
       <w:r>
         <w:rPr>
           <w:sz w:val="20"/>
@@ -1885,7 +1857,6 @@
         <w:t>config.json</w:t>
       </w:r>
       <w:proofErr w:type="spellEnd"/>
-      <w:proofErr w:type="gramEnd"/>
       <w:r>
         <w:rPr>
           <w:sz w:val="20"/>
@@ -1967,7 +1938,7 @@
           <w:rPr>
             <w:rStyle w:val="Hipervnculo"/>
           </w:rPr>
-          <w:t>https://github.com/chipfoundry/CF_SRAM_16384x32/blob/main/openlane/</w:t>
+          <w:t>https://github.com/Manyberto/Instacia-de-macros</w:t>
         </w:r>
       </w:hyperlink>
     </w:p>
